--- a/lessons/6-2-catchup/homework.docx
+++ b/lessons/6-2-catchup/homework.docx
@@ -12,7 +12,7 @@
           <w:b/>
           <w:bCs/>
         </w:rPr>
-        <w:t xml:space="preserve">2.1–2.3 Catch-Up — Homework</w:t>
+        <w:t xml:space="preserve">6.1 · 6.2 · 6.9 Catch-Up — Homework</w:t>
       </w:r>
     </w:p>
     <w:p>
@@ -80,7 +80,7 @@
         <w:spacing w:after="60" w:before="0"/>
       </w:pPr>
       <w:r>
-        <w:t xml:space="preserve">Content: I can show I am caught up on Lessons 2.1–2.3 by using each lesson's big idea in mixed practice.</w:t>
+        <w:t xml:space="preserve">Content: I can show I am caught up on Lessons 6.1 · 6.2 · 6.9 by using each lesson's big idea in mixed practice.</w:t>
       </w:r>
     </w:p>
     <w:p>
@@ -88,7 +88,7 @@
         <w:spacing w:after="60" w:before="0"/>
       </w:pPr>
       <w:r>
-        <w:t xml:space="preserve">Language: I can explain which lesson's big idea I used and how, using key vocabulary from Lessons 2.1–2.3.</w:t>
+        <w:t xml:space="preserve">Language: I can explain which lesson's big idea I used and how, using key vocabulary from Lessons 6.1 · 6.2 · 6.9.</w:t>
       </w:r>
     </w:p>
     <w:p>
@@ -287,10 +287,10 @@
           <w:b/>
           <w:bCs/>
         </w:rPr>
-        <w:t xml:space="preserve">Divide Whole Numbers by Fractions (Dividir números enteros entre fracciones)</w:t>
-      </w:r>
-      <w:r>
-        <w:t xml:space="preserve"> — Find how many fractional groups fit in a whole number by multiplying by the reciprocal.</w:t>
+        <w:t xml:space="preserve">Divisor (Divisor)</w:t>
+      </w:r>
+      <w:r>
+        <w:t xml:space="preserve"> — The number you split by in a division problem.</w:t>
       </w:r>
     </w:p>
     <w:p>
@@ -350,73 +350,10 @@
           <w:b/>
           <w:bCs/>
         </w:rPr>
-        <w:t xml:space="preserve">Whole Number (Número entero)</w:t>
-      </w:r>
-      <w:r>
-        <w:t xml:space="preserve"> — A counting number with no fraction or decimal, like 0, 1, 2, 3.</w:t>
-      </w:r>
-    </w:p>
-    <w:p>
-      <w:pPr>
-        <w:keepNext/>
-        <w:spacing w:after="20" w:before="80"/>
-        <w:jc w:val="center"/>
-      </w:pPr>
-      <w:r>
-        <w:drawing>
-          <wp:inline distT="0" distB="0" distL="0" distR="0">
-            <wp:extent cx="1047750" cy="790575"/>
-            <wp:effectExtent t="0" r="0" b="0" l="0"/>
-            <wp:docPr id="1" name="" descr="" title=""/>
-            <wp:cNvGraphicFramePr>
-              <a:graphicFrameLocks xmlns:a="http://schemas.openxmlformats.org/drawingml/2006/main" noChangeAspect="1"/>
-            </wp:cNvGraphicFramePr>
-            <a:graphic xmlns:a="http://schemas.openxmlformats.org/drawingml/2006/main">
-              <a:graphicData uri="http://schemas.openxmlformats.org/drawingml/2006/picture">
-                <pic:pic xmlns:pic="http://schemas.openxmlformats.org/drawingml/2006/picture">
-                  <pic:nvPicPr>
-                    <pic:cNvPr id="0" name="" descr=""/>
-                    <pic:cNvPicPr>
-                      <a:picLocks noChangeAspect="1" noChangeArrowheads="1"/>
-                    </pic:cNvPicPr>
-                  </pic:nvPicPr>
-                  <pic:blipFill>
-                    <a:blip r:embed="rId9" cstate="none"/>
-                    <a:srcRect/>
-                    <a:stretch>
-                      <a:fillRect/>
-                    </a:stretch>
-                  </pic:blipFill>
-                  <pic:spPr bwMode="auto">
-                    <a:xfrm>
-                      <a:off x="0" y="0"/>
-                      <a:ext cx="1047750" cy="790575"/>
-                    </a:xfrm>
-                    <a:prstGeom prst="rect">
-                      <a:avLst/>
-                    </a:prstGeom>
-                  </pic:spPr>
-                </pic:pic>
-              </a:graphicData>
-            </a:graphic>
-          </wp:inline>
-        </w:drawing>
-      </w:r>
-    </w:p>
-    <w:p>
-      <w:pPr>
-        <w:keepNext/>
-        <w:spacing w:after="120"/>
-      </w:pPr>
-      <w:r>
-        <w:rPr>
-          <w:b/>
-          <w:bCs/>
-        </w:rPr>
-        <w:t xml:space="preserve">Divide Fractions (Dividir fracciones)</w:t>
-      </w:r>
-      <w:r>
-        <w:t xml:space="preserve"> — Multiply the first fraction by the reciprocal of the second fraction.</w:t>
+        <w:t xml:space="preserve">Quotient (Cociente)</w:t>
+      </w:r>
+      <w:r>
+        <w:t xml:space="preserve"> — The answer when you divide.</w:t>
       </w:r>
     </w:p>
     <w:p>
@@ -476,10 +413,10 @@
           <w:b/>
           <w:bCs/>
         </w:rPr>
-        <w:t xml:space="preserve">Divisor (Divisor)</w:t>
-      </w:r>
-      <w:r>
-        <w:t xml:space="preserve"> — The number you split by in a division problem.</w:t>
+        <w:t xml:space="preserve">Reciprocal (Recíproco)</w:t>
+      </w:r>
+      <w:r>
+        <w:t xml:space="preserve"> — A fraction turned upside down.</w:t>
       </w:r>
     </w:p>
     <w:p>
@@ -539,6 +476,321 @@
           <w:b/>
           <w:bCs/>
         </w:rPr>
+        <w:t xml:space="preserve">Unit fraction (Fracción unitaria)</w:t>
+      </w:r>
+      <w:r>
+        <w:t xml:space="preserve"> — A fraction with 1 on top, like 1/4.</w:t>
+      </w:r>
+    </w:p>
+    <w:p>
+      <w:pPr>
+        <w:keepNext/>
+        <w:spacing w:after="20" w:before="80"/>
+        <w:jc w:val="center"/>
+      </w:pPr>
+      <w:r>
+        <w:drawing>
+          <wp:inline distT="0" distB="0" distL="0" distR="0">
+            <wp:extent cx="1047750" cy="790575"/>
+            <wp:effectExtent t="0" r="0" b="0" l="0"/>
+            <wp:docPr id="1" name="" descr="" title=""/>
+            <wp:cNvGraphicFramePr>
+              <a:graphicFrameLocks xmlns:a="http://schemas.openxmlformats.org/drawingml/2006/main" noChangeAspect="1"/>
+            </wp:cNvGraphicFramePr>
+            <a:graphic xmlns:a="http://schemas.openxmlformats.org/drawingml/2006/main">
+              <a:graphicData uri="http://schemas.openxmlformats.org/drawingml/2006/picture">
+                <pic:pic xmlns:pic="http://schemas.openxmlformats.org/drawingml/2006/picture">
+                  <pic:nvPicPr>
+                    <pic:cNvPr id="0" name="" descr=""/>
+                    <pic:cNvPicPr>
+                      <a:picLocks noChangeAspect="1" noChangeArrowheads="1"/>
+                    </pic:cNvPicPr>
+                  </pic:nvPicPr>
+                  <pic:blipFill>
+                    <a:blip r:embed="rId13" cstate="none"/>
+                    <a:srcRect/>
+                    <a:stretch>
+                      <a:fillRect/>
+                    </a:stretch>
+                  </pic:blipFill>
+                  <pic:spPr bwMode="auto">
+                    <a:xfrm>
+                      <a:off x="0" y="0"/>
+                      <a:ext cx="1047750" cy="790575"/>
+                    </a:xfrm>
+                    <a:prstGeom prst="rect">
+                      <a:avLst/>
+                    </a:prstGeom>
+                  </pic:spPr>
+                </pic:pic>
+              </a:graphicData>
+            </a:graphic>
+          </wp:inline>
+        </w:drawing>
+      </w:r>
+    </w:p>
+    <w:p>
+      <w:pPr>
+        <w:keepNext/>
+        <w:spacing w:after="120"/>
+      </w:pPr>
+      <w:r>
+        <w:rPr>
+          <w:b/>
+          <w:bCs/>
+        </w:rPr>
+        <w:t xml:space="preserve">Divide Fractions (Dividir fracciones)</w:t>
+      </w:r>
+      <w:r>
+        <w:t xml:space="preserve"> — Multiply the first fraction by the reciprocal of the second fraction.</w:t>
+      </w:r>
+    </w:p>
+    <w:p>
+      <w:pPr>
+        <w:keepNext/>
+        <w:spacing w:after="20" w:before="80"/>
+        <w:jc w:val="center"/>
+      </w:pPr>
+      <w:r>
+        <w:drawing>
+          <wp:inline distT="0" distB="0" distL="0" distR="0">
+            <wp:extent cx="1047750" cy="790575"/>
+            <wp:effectExtent t="0" r="0" b="0" l="0"/>
+            <wp:docPr id="1" name="" descr="" title=""/>
+            <wp:cNvGraphicFramePr>
+              <a:graphicFrameLocks xmlns:a="http://schemas.openxmlformats.org/drawingml/2006/main" noChangeAspect="1"/>
+            </wp:cNvGraphicFramePr>
+            <a:graphic xmlns:a="http://schemas.openxmlformats.org/drawingml/2006/main">
+              <a:graphicData uri="http://schemas.openxmlformats.org/drawingml/2006/picture">
+                <pic:pic xmlns:pic="http://schemas.openxmlformats.org/drawingml/2006/picture">
+                  <pic:nvPicPr>
+                    <pic:cNvPr id="0" name="" descr=""/>
+                    <pic:cNvPicPr>
+                      <a:picLocks noChangeAspect="1" noChangeArrowheads="1"/>
+                    </pic:cNvPicPr>
+                  </pic:nvPicPr>
+                  <pic:blipFill>
+                    <a:blip r:embed="rId12" cstate="none"/>
+                    <a:srcRect/>
+                    <a:stretch>
+                      <a:fillRect/>
+                    </a:stretch>
+                  </pic:blipFill>
+                  <pic:spPr bwMode="auto">
+                    <a:xfrm>
+                      <a:off x="0" y="0"/>
+                      <a:ext cx="1047750" cy="790575"/>
+                    </a:xfrm>
+                    <a:prstGeom prst="rect">
+                      <a:avLst/>
+                    </a:prstGeom>
+                  </pic:spPr>
+                </pic:pic>
+              </a:graphicData>
+            </a:graphic>
+          </wp:inline>
+        </w:drawing>
+      </w:r>
+    </w:p>
+    <w:p>
+      <w:pPr>
+        <w:keepNext/>
+        <w:spacing w:after="120"/>
+      </w:pPr>
+      <w:r>
+        <w:rPr>
+          <w:b/>
+          <w:bCs/>
+        </w:rPr>
+        <w:t xml:space="preserve">Simplify (Simplificar)</w:t>
+      </w:r>
+      <w:r>
+        <w:t xml:space="preserve"> — To write a fraction with smaller numbers that names the same amount, like 2/4 = 1/2.</w:t>
+      </w:r>
+    </w:p>
+    <w:p>
+      <w:pPr>
+        <w:keepNext/>
+        <w:spacing w:after="20" w:before="80"/>
+        <w:jc w:val="center"/>
+      </w:pPr>
+      <w:r>
+        <w:drawing>
+          <wp:inline distT="0" distB="0" distL="0" distR="0">
+            <wp:extent cx="1047750" cy="790575"/>
+            <wp:effectExtent t="0" r="0" b="0" l="0"/>
+            <wp:docPr id="1" name="" descr="" title=""/>
+            <wp:cNvGraphicFramePr>
+              <a:graphicFrameLocks xmlns:a="http://schemas.openxmlformats.org/drawingml/2006/main" noChangeAspect="1"/>
+            </wp:cNvGraphicFramePr>
+            <a:graphic xmlns:a="http://schemas.openxmlformats.org/drawingml/2006/main">
+              <a:graphicData uri="http://schemas.openxmlformats.org/drawingml/2006/picture">
+                <pic:pic xmlns:pic="http://schemas.openxmlformats.org/drawingml/2006/picture">
+                  <pic:nvPicPr>
+                    <pic:cNvPr id="0" name="" descr=""/>
+                    <pic:cNvPicPr>
+                      <a:picLocks noChangeAspect="1" noChangeArrowheads="1"/>
+                    </pic:cNvPicPr>
+                  </pic:nvPicPr>
+                  <pic:blipFill>
+                    <a:blip r:embed="rId13" cstate="none"/>
+                    <a:srcRect/>
+                    <a:stretch>
+                      <a:fillRect/>
+                    </a:stretch>
+                  </pic:blipFill>
+                  <pic:spPr bwMode="auto">
+                    <a:xfrm>
+                      <a:off x="0" y="0"/>
+                      <a:ext cx="1047750" cy="790575"/>
+                    </a:xfrm>
+                    <a:prstGeom prst="rect">
+                      <a:avLst/>
+                    </a:prstGeom>
+                  </pic:spPr>
+                </pic:pic>
+              </a:graphicData>
+            </a:graphic>
+          </wp:inline>
+        </w:drawing>
+      </w:r>
+    </w:p>
+    <w:p>
+      <w:pPr>
+        <w:keepNext/>
+        <w:spacing w:after="120"/>
+      </w:pPr>
+      <w:r>
+        <w:rPr>
+          <w:b/>
+          <w:bCs/>
+        </w:rPr>
+        <w:t xml:space="preserve">Divide Whole Numbers by Fractions (Dividir números enteros entre fracciones)</w:t>
+      </w:r>
+      <w:r>
+        <w:t xml:space="preserve"> — Find how many fractional groups fit in a whole number by multiplying by the reciprocal.</w:t>
+      </w:r>
+    </w:p>
+    <w:p>
+      <w:pPr>
+        <w:keepNext/>
+        <w:spacing w:after="20" w:before="80"/>
+        <w:jc w:val="center"/>
+      </w:pPr>
+      <w:r>
+        <w:drawing>
+          <wp:inline distT="0" distB="0" distL="0" distR="0">
+            <wp:extent cx="1047750" cy="790575"/>
+            <wp:effectExtent t="0" r="0" b="0" l="0"/>
+            <wp:docPr id="1" name="" descr="" title=""/>
+            <wp:cNvGraphicFramePr>
+              <a:graphicFrameLocks xmlns:a="http://schemas.openxmlformats.org/drawingml/2006/main" noChangeAspect="1"/>
+            </wp:cNvGraphicFramePr>
+            <a:graphic xmlns:a="http://schemas.openxmlformats.org/drawingml/2006/main">
+              <a:graphicData uri="http://schemas.openxmlformats.org/drawingml/2006/picture">
+                <pic:pic xmlns:pic="http://schemas.openxmlformats.org/drawingml/2006/picture">
+                  <pic:nvPicPr>
+                    <pic:cNvPr id="0" name="" descr=""/>
+                    <pic:cNvPicPr>
+                      <a:picLocks noChangeAspect="1" noChangeArrowheads="1"/>
+                    </pic:cNvPicPr>
+                  </pic:nvPicPr>
+                  <pic:blipFill>
+                    <a:blip r:embed="rId14" cstate="none"/>
+                    <a:srcRect/>
+                    <a:stretch>
+                      <a:fillRect/>
+                    </a:stretch>
+                  </pic:blipFill>
+                  <pic:spPr bwMode="auto">
+                    <a:xfrm>
+                      <a:off x="0" y="0"/>
+                      <a:ext cx="1047750" cy="790575"/>
+                    </a:xfrm>
+                    <a:prstGeom prst="rect">
+                      <a:avLst/>
+                    </a:prstGeom>
+                  </pic:spPr>
+                </pic:pic>
+              </a:graphicData>
+            </a:graphic>
+          </wp:inline>
+        </w:drawing>
+      </w:r>
+    </w:p>
+    <w:p>
+      <w:pPr>
+        <w:keepNext/>
+        <w:spacing w:after="120"/>
+      </w:pPr>
+      <w:r>
+        <w:rPr>
+          <w:b/>
+          <w:bCs/>
+        </w:rPr>
+        <w:t xml:space="preserve">Whole Number (Número entero)</w:t>
+      </w:r>
+      <w:r>
+        <w:t xml:space="preserve"> — A counting number with no fraction or decimal, like 0, 1, 2, 3.</w:t>
+      </w:r>
+    </w:p>
+    <w:p>
+      <w:pPr>
+        <w:keepNext/>
+        <w:spacing w:after="20" w:before="80"/>
+        <w:jc w:val="center"/>
+      </w:pPr>
+      <w:r>
+        <w:drawing>
+          <wp:inline distT="0" distB="0" distL="0" distR="0">
+            <wp:extent cx="1047750" cy="790575"/>
+            <wp:effectExtent t="0" r="0" b="0" l="0"/>
+            <wp:docPr id="1" name="" descr="" title=""/>
+            <wp:cNvGraphicFramePr>
+              <a:graphicFrameLocks xmlns:a="http://schemas.openxmlformats.org/drawingml/2006/main" noChangeAspect="1"/>
+            </wp:cNvGraphicFramePr>
+            <a:graphic xmlns:a="http://schemas.openxmlformats.org/drawingml/2006/main">
+              <a:graphicData uri="http://schemas.openxmlformats.org/drawingml/2006/picture">
+                <pic:pic xmlns:pic="http://schemas.openxmlformats.org/drawingml/2006/picture">
+                  <pic:nvPicPr>
+                    <pic:cNvPr id="0" name="" descr=""/>
+                    <pic:cNvPicPr>
+                      <a:picLocks noChangeAspect="1" noChangeArrowheads="1"/>
+                    </pic:cNvPicPr>
+                  </pic:nvPicPr>
+                  <pic:blipFill>
+                    <a:blip r:embed="rId12" cstate="none"/>
+                    <a:srcRect/>
+                    <a:stretch>
+                      <a:fillRect/>
+                    </a:stretch>
+                  </pic:blipFill>
+                  <pic:spPr bwMode="auto">
+                    <a:xfrm>
+                      <a:off x="0" y="0"/>
+                      <a:ext cx="1047750" cy="790575"/>
+                    </a:xfrm>
+                    <a:prstGeom prst="rect">
+                      <a:avLst/>
+                    </a:prstGeom>
+                  </pic:spPr>
+                </pic:pic>
+              </a:graphicData>
+            </a:graphic>
+          </wp:inline>
+        </w:drawing>
+      </w:r>
+    </w:p>
+    <w:p>
+      <w:pPr>
+        <w:keepNext/>
+        <w:spacing w:after="120"/>
+      </w:pPr>
+      <w:r>
+        <w:rPr>
+          <w:b/>
+          <w:bCs/>
+        </w:rPr>
         <w:t xml:space="preserve">Fraction (Fracción)</w:t>
       </w:r>
       <w:r>
@@ -579,7 +831,7 @@
           <w:b/>
           <w:bCs/>
         </w:rPr>
-        <w:t xml:space="preserve">1. (Lesson 2.1) What does 3 ÷ 1/4 mean?</w:t>
+        <w:t xml:space="preserve">1. (Lesson 6.1) What does 3 ÷ 1/4 mean?</w:t>
       </w:r>
     </w:p>
     <w:p>
@@ -634,7 +886,7 @@
           <w:b/>
           <w:bCs/>
         </w:rPr>
-        <w:t xml:space="preserve">2. (Lesson 2.1) Which expression means 'how many 1/3-size pieces are in 2'?</w:t>
+        <w:t xml:space="preserve">2. (Lesson 6.1) Which expression means 'how many 1/3-size pieces are in 2'?</w:t>
       </w:r>
     </w:p>
     <w:p>
@@ -689,7 +941,7 @@
           <w:b/>
           <w:bCs/>
         </w:rPr>
-        <w:t xml:space="preserve">3. (Lesson 2.1) A shelf is 5 feet long. Books are each 1/4 foot wide. How many books fit on the shelf? Which expression represents this?</w:t>
+        <w:t xml:space="preserve">3. (Lesson 6.1) A shelf is 5 feet long. Books are each 1/4 foot wide. How many books fit on the shelf? Which expression represents this?</w:t>
       </w:r>
     </w:p>
     <w:p>
@@ -744,7 +996,7 @@
           <w:b/>
           <w:bCs/>
         </w:rPr>
-        <w:t xml:space="preserve">4. (Lesson 2.1) Spot the Common Mistake</w:t>
+        <w:t xml:space="preserve">4. (Lesson 6.1) Spot the Common Mistake</w:t>
       </w:r>
     </w:p>
     <w:p>
@@ -825,39 +1077,39 @@
           <w:b/>
           <w:bCs/>
         </w:rPr>
-        <w:t xml:space="preserve">5. (Lesson 2.2) What is 6 ÷ 2/3?</w:t>
-      </w:r>
-    </w:p>
-    <w:p>
-      <w:pPr>
-        <w:spacing w:after="40" w:before="0"/>
-      </w:pPr>
-      <w:r>
-        <w:t xml:space="preserve">     A. 9</w:t>
-      </w:r>
-    </w:p>
-    <w:p>
-      <w:pPr>
-        <w:spacing w:after="40" w:before="0"/>
-      </w:pPr>
-      <w:r>
-        <w:t xml:space="preserve">     B. 4</w:t>
-      </w:r>
-    </w:p>
-    <w:p>
-      <w:pPr>
-        <w:spacing w:after="40" w:before="0"/>
-      </w:pPr>
-      <w:r>
-        <w:t xml:space="preserve">     C. 12</w:t>
-      </w:r>
-    </w:p>
-    <w:p>
-      <w:pPr>
-        <w:spacing w:after="40" w:before="0"/>
-      </w:pPr>
-      <w:r>
-        <w:t xml:space="preserve">     D. 2/18</w:t>
+        <w:t xml:space="preserve">5. (Lesson 6.2) A recipe needs 2/3 cup of sugar. You only have a 1/6-cup scoop. How many scoops do you need?</w:t>
+      </w:r>
+    </w:p>
+    <w:p>
+      <w:pPr>
+        <w:spacing w:after="40" w:before="0"/>
+      </w:pPr>
+      <w:r>
+        <w:t xml:space="preserve">     A. 4 scoops</w:t>
+      </w:r>
+    </w:p>
+    <w:p>
+      <w:pPr>
+        <w:spacing w:after="40" w:before="0"/>
+      </w:pPr>
+      <w:r>
+        <w:t xml:space="preserve">     B. 3 scoops</w:t>
+      </w:r>
+    </w:p>
+    <w:p>
+      <w:pPr>
+        <w:spacing w:after="40" w:before="0"/>
+      </w:pPr>
+      <w:r>
+        <w:t xml:space="preserve">     C. 6 scoops</w:t>
+      </w:r>
+    </w:p>
+    <w:p>
+      <w:pPr>
+        <w:spacing w:after="40" w:before="0"/>
+      </w:pPr>
+      <w:r>
+        <w:t xml:space="preserve">     D. 2 scoops</w:t>
       </w:r>
     </w:p>
     <w:p>
@@ -880,31 +1132,39 @@
           <w:b/>
           <w:bCs/>
         </w:rPr>
-        <w:t xml:space="preserve">6. (Lesson 2.2) Spot the Common Mistake</w:t>
-      </w:r>
-    </w:p>
-    <w:p>
-      <w:pPr>
-        <w:spacing w:after="40" w:before="0"/>
-      </w:pPr>
-      <w:r>
-        <w:t xml:space="preserve">   Step 1 (Problem): 8 ÷ 3/4</w:t>
-      </w:r>
-    </w:p>
-    <w:p>
-      <w:pPr>
-        <w:spacing w:after="40" w:before="0"/>
-      </w:pPr>
-      <w:r>
-        <w:t xml:space="preserve">   Step 2 (Keep, Change, Flip): Flipped the wrong number — wrote 1/8 × 3/4 instead of 8 × 4/3</w:t>
-      </w:r>
-    </w:p>
-    <w:p>
-      <w:pPr>
-        <w:spacing w:after="40" w:before="0"/>
-      </w:pPr>
-      <w:r>
-        <w:t xml:space="preserve">   Step 3 (Multiply): 1/8 × 3/4 = 3/32</w:t>
+        <w:t xml:space="preserve">6. (Lesson 6.2) Spot the Common Mistake</w:t>
+      </w:r>
+    </w:p>
+    <w:p>
+      <w:pPr>
+        <w:spacing w:after="40" w:before="0"/>
+      </w:pPr>
+      <w:r>
+        <w:t xml:space="preserve">   Step 1 (Problem): 2/3 ÷ 1/2</w:t>
+      </w:r>
+    </w:p>
+    <w:p>
+      <w:pPr>
+        <w:spacing w:after="40" w:before="0"/>
+      </w:pPr>
+      <w:r>
+        <w:t xml:space="preserve">   Step 2 (Change ÷ to × (but forgot to flip)): 2/3 × 1/2</w:t>
+      </w:r>
+    </w:p>
+    <w:p>
+      <w:pPr>
+        <w:spacing w:after="40" w:before="0"/>
+      </w:pPr>
+      <w:r>
+        <w:t xml:space="preserve">   Step 3 (Multiply): 2/6</w:t>
+      </w:r>
+    </w:p>
+    <w:p>
+      <w:pPr>
+        <w:spacing w:after="40" w:before="0"/>
+      </w:pPr>
+      <w:r>
+        <w:t xml:space="preserve">   Step 4 (Simplify): 1/3</w:t>
       </w:r>
     </w:p>
     <w:p>
@@ -961,39 +1221,39 @@
           <w:b/>
           <w:bCs/>
         </w:rPr>
-        <w:t xml:space="preserve">7. (Lesson 2.3) A recipe needs 2/3 cup of sugar. You only have a 1/6-cup scoop. How many scoops do you need?</w:t>
-      </w:r>
-    </w:p>
-    <w:p>
-      <w:pPr>
-        <w:spacing w:after="40" w:before="0"/>
-      </w:pPr>
-      <w:r>
-        <w:t xml:space="preserve">     A. 4 scoops</w:t>
-      </w:r>
-    </w:p>
-    <w:p>
-      <w:pPr>
-        <w:spacing w:after="40" w:before="0"/>
-      </w:pPr>
-      <w:r>
-        <w:t xml:space="preserve">     B. 3 scoops</w:t>
-      </w:r>
-    </w:p>
-    <w:p>
-      <w:pPr>
-        <w:spacing w:after="40" w:before="0"/>
-      </w:pPr>
-      <w:r>
-        <w:t xml:space="preserve">     C. 6 scoops</w:t>
-      </w:r>
-    </w:p>
-    <w:p>
-      <w:pPr>
-        <w:spacing w:after="40" w:before="0"/>
-      </w:pPr>
-      <w:r>
-        <w:t xml:space="preserve">     D. 2 scoops</w:t>
+        <w:t xml:space="preserve">7. (Lesson 6.9) What is 6 ÷ 2/3?</w:t>
+      </w:r>
+    </w:p>
+    <w:p>
+      <w:pPr>
+        <w:spacing w:after="40" w:before="0"/>
+      </w:pPr>
+      <w:r>
+        <w:t xml:space="preserve">     A. 9</w:t>
+      </w:r>
+    </w:p>
+    <w:p>
+      <w:pPr>
+        <w:spacing w:after="40" w:before="0"/>
+      </w:pPr>
+      <w:r>
+        <w:t xml:space="preserve">     B. 4</w:t>
+      </w:r>
+    </w:p>
+    <w:p>
+      <w:pPr>
+        <w:spacing w:after="40" w:before="0"/>
+      </w:pPr>
+      <w:r>
+        <w:t xml:space="preserve">     C. 12</w:t>
+      </w:r>
+    </w:p>
+    <w:p>
+      <w:pPr>
+        <w:spacing w:after="40" w:before="0"/>
+      </w:pPr>
+      <w:r>
+        <w:t xml:space="preserve">     D. 2/18</w:t>
       </w:r>
     </w:p>
     <w:p>
@@ -1016,39 +1276,31 @@
           <w:b/>
           <w:bCs/>
         </w:rPr>
-        <w:t xml:space="preserve">8. (Lesson 2.3) Spot the Common Mistake</w:t>
-      </w:r>
-    </w:p>
-    <w:p>
-      <w:pPr>
-        <w:spacing w:after="40" w:before="0"/>
-      </w:pPr>
-      <w:r>
-        <w:t xml:space="preserve">   Step 1 (Problem): 2/3 ÷ 1/2</w:t>
-      </w:r>
-    </w:p>
-    <w:p>
-      <w:pPr>
-        <w:spacing w:after="40" w:before="0"/>
-      </w:pPr>
-      <w:r>
-        <w:t xml:space="preserve">   Step 2 (Change ÷ to × (but forgot to flip)): 2/3 × 1/2</w:t>
-      </w:r>
-    </w:p>
-    <w:p>
-      <w:pPr>
-        <w:spacing w:after="40" w:before="0"/>
-      </w:pPr>
-      <w:r>
-        <w:t xml:space="preserve">   Step 3 (Multiply): 2/6</w:t>
-      </w:r>
-    </w:p>
-    <w:p>
-      <w:pPr>
-        <w:spacing w:after="40" w:before="0"/>
-      </w:pPr>
-      <w:r>
-        <w:t xml:space="preserve">   Step 4 (Simplify): 1/3</w:t>
+        <w:t xml:space="preserve">8. (Lesson 6.9) Spot the Common Mistake</w:t>
+      </w:r>
+    </w:p>
+    <w:p>
+      <w:pPr>
+        <w:spacing w:after="40" w:before="0"/>
+      </w:pPr>
+      <w:r>
+        <w:t xml:space="preserve">   Step 1 (Problem): 8 ÷ 3/4</w:t>
+      </w:r>
+    </w:p>
+    <w:p>
+      <w:pPr>
+        <w:spacing w:after="40" w:before="0"/>
+      </w:pPr>
+      <w:r>
+        <w:t xml:space="preserve">   Step 2 (Keep, Change, Flip): Flipped the wrong number — wrote 1/8 × 3/4 instead of 8 × 4/3</w:t>
+      </w:r>
+    </w:p>
+    <w:p>
+      <w:pPr>
+        <w:spacing w:after="40" w:before="0"/>
+      </w:pPr>
+      <w:r>
+        <w:t xml:space="preserve">   Step 3 (Multiply): 1/8 × 3/4 = 3/32</w:t>
       </w:r>
     </w:p>
     <w:p>
@@ -1105,7 +1357,7 @@
           <w:b/>
           <w:bCs/>
         </w:rPr>
-        <w:t xml:space="preserve">9. (Lesson 2.1) Agent Cole has 8 feet of evidence rope and cuts it into 1/3-foot pieces for tagging. What does 8 ÷ 1/3 mean?</w:t>
+        <w:t xml:space="preserve">9. (Lesson 6.1) Agent Cole has 8 feet of evidence rope and cuts it into 1/3-foot pieces for tagging. What does 8 ÷ 1/3 mean?</w:t>
       </w:r>
     </w:p>
     <w:p>
@@ -1160,39 +1412,39 @@
           <w:b/>
           <w:bCs/>
         </w:rPr>
-        <w:t xml:space="preserve">10. (Lesson 2.2) Detective Park has 4 cups of flour. Each batch of evidence-cookies needs 1/2 cup. How many batches can he make?</w:t>
-      </w:r>
-    </w:p>
-    <w:p>
-      <w:pPr>
-        <w:spacing w:after="40" w:before="0"/>
-      </w:pPr>
-      <w:r>
-        <w:t xml:space="preserve">     A. 8</w:t>
-      </w:r>
-    </w:p>
-    <w:p>
-      <w:pPr>
-        <w:spacing w:after="40" w:before="0"/>
-      </w:pPr>
-      <w:r>
-        <w:t xml:space="preserve">     B. 2</w:t>
-      </w:r>
-    </w:p>
-    <w:p>
-      <w:pPr>
-        <w:spacing w:after="40" w:before="0"/>
-      </w:pPr>
-      <w:r>
-        <w:t xml:space="preserve">     C. 4</w:t>
-      </w:r>
-    </w:p>
-    <w:p>
-      <w:pPr>
-        <w:spacing w:after="40" w:before="0"/>
-      </w:pPr>
-      <w:r>
-        <w:t xml:space="preserve">     D. 6</w:t>
+        <w:t xml:space="preserve">10. (Lesson 6.2) What is (3/4) ÷ (1/2)?</w:t>
+      </w:r>
+    </w:p>
+    <w:p>
+      <w:pPr>
+        <w:spacing w:after="40" w:before="0"/>
+      </w:pPr>
+      <w:r>
+        <w:t xml:space="preserve">     A. 3/2</w:t>
+      </w:r>
+    </w:p>
+    <w:p>
+      <w:pPr>
+        <w:spacing w:after="40" w:before="0"/>
+      </w:pPr>
+      <w:r>
+        <w:t xml:space="preserve">     B. 3/8</w:t>
+      </w:r>
+    </w:p>
+    <w:p>
+      <w:pPr>
+        <w:spacing w:after="40" w:before="0"/>
+      </w:pPr>
+      <w:r>
+        <w:t xml:space="preserve">     C. 1/2</w:t>
+      </w:r>
+    </w:p>
+    <w:p>
+      <w:pPr>
+        <w:spacing w:after="40" w:before="0"/>
+      </w:pPr>
+      <w:r>
+        <w:t xml:space="preserve">     D. 2/3</w:t>
       </w:r>
     </w:p>
     <w:p>
@@ -1253,7 +1505,7 @@
           <w:i/>
           <w:iCs/>
         </w:rPr>
-        <w:t xml:space="preserve">     Watch for: A common mistake in Divide Fractions is flipping the wrong fraction: students flip the dividend (the first fraction) instead of the divisor (the second fraction). For example, solving 3/4 ÷ 5/8 by flipping 3/4 to 4/3 and keeping 5/8 gives 4/3 × 5/8 = 20/24 = 5/6 — but only the divisor gets flipped. Keep 3/4, change ÷ to ×, and flip only the divisor 5/8 to its reciprocal 8/5: 3/4 × 8/5 = 24/20 = 6/5. Before you submit, check that the fraction you kept (the dividend) is still facing the same way it started.</w:t>
+        <w:t xml:space="preserve">     Watch for: A common mistake in Divide Whole Numbers by Fractions is doing 'Keep, Change' but skipping the 'Flip' — students multiply by the divisor as it is instead of by its reciprocal. For example, for 6 ÷ 3/4, a student might write 6 × 3/4 = 4 1/2 and stop there, but the divisor 3/4 must be flipped to 4/3 first: 6 × 4/3 = 24/3 = 8. Before you submit, check: did I flip the second fraction (the divisor) upside down before multiplying?</w:t>
       </w:r>
     </w:p>
     <w:p>
@@ -1285,7 +1537,7 @@
           <w:i/>
           <w:iCs/>
         </w:rPr>
-        <w:t xml:space="preserve">     Watch for: A common mistake in Divide Fractions is flipping the wrong fraction: students flip the dividend (the first fraction) instead of the divisor (the second fraction). For example, solving 3/4 ÷ 5/8 by flipping 3/4 to 4/3 and keeping 5/8 gives 4/3 × 5/8 = 20/24 = 5/6 — but only the divisor gets flipped. Keep 3/4, change ÷ to ×, and flip only the divisor 5/8 to its reciprocal 8/5: 3/4 × 8/5 = 24/20 = 6/5. Before you submit, check that the fraction you kept (the dividend) is still facing the same way it started.</w:t>
+        <w:t xml:space="preserve">     Watch for: A common mistake in Divide Whole Numbers by Fractions is doing 'Keep, Change' but skipping the 'Flip' — students multiply by the divisor as it is instead of by its reciprocal. For example, for 6 ÷ 3/4, a student might write 6 × 3/4 = 4 1/2 and stop there, but the divisor 3/4 must be flipped to 4/3 first: 6 × 4/3 = 24/3 = 8. Before you submit, check: did I flip the second fraction (the divisor) upside down before multiplying?</w:t>
       </w:r>
     </w:p>
     <w:p>
@@ -1317,19 +1569,19 @@
           <w:i/>
           <w:iCs/>
         </w:rPr>
-        <w:t xml:space="preserve">     Watch for: A common mistake in Divide Fractions is flipping the wrong fraction: students flip the dividend (the first fraction) instead of the divisor (the second fraction). For example, solving 3/4 ÷ 5/8 by flipping 3/4 to 4/3 and keeping 5/8 gives 4/3 × 5/8 = 20/24 = 5/6 — but only the divisor gets flipped. Keep 3/4, change ÷ to ×, and flip only the divisor 5/8 to its reciprocal 8/5: 3/4 × 8/5 = 24/20 = 6/5. Before you submit, check that the fraction you kept (the dividend) is still facing the same way it started.</w:t>
-      </w:r>
-    </w:p>
-    <w:p>
-      <w:pPr>
-        <w:spacing w:after="40" w:before="0"/>
-      </w:pPr>
-      <w:r>
-        <w:rPr>
-          <w:b/>
-          <w:bCs/>
-        </w:rPr>
-        <w:t xml:space="preserve">4. (Lesson 2.1) Spot the Common Mistake</w:t>
+        <w:t xml:space="preserve">     Watch for: A common mistake in Divide Whole Numbers by Fractions is doing 'Keep, Change' but skipping the 'Flip' — students multiply by the divisor as it is instead of by its reciprocal. For example, for 6 ÷ 3/4, a student might write 6 × 3/4 = 4 1/2 and stop there, but the divisor 3/4 must be flipped to 4/3 first: 6 × 4/3 = 24/3 = 8. Before you submit, check: did I flip the second fraction (the divisor) upside down before multiplying?</w:t>
+      </w:r>
+    </w:p>
+    <w:p>
+      <w:pPr>
+        <w:spacing w:after="40" w:before="0"/>
+      </w:pPr>
+      <w:r>
+        <w:rPr>
+          <w:b/>
+          <w:bCs/>
+        </w:rPr>
+        <w:t xml:space="preserve">4. (Lesson 6.1) Spot the Common Mistake</w:t>
       </w:r>
     </w:p>
     <w:p>
@@ -1365,7 +1617,7 @@
           <w:b/>
           <w:bCs/>
         </w:rPr>
-        <w:t xml:space="preserve">5. A. 9</w:t>
+        <w:t xml:space="preserve">5. A. 4 scoops</w:t>
       </w:r>
     </w:p>
     <w:p>
@@ -1373,7 +1625,7 @@
         <w:spacing w:after="20" w:before="0"/>
       </w:pPr>
       <w:r>
-        <w:t xml:space="preserve">     6 ÷ 2/3 = 6 × 3/2 = 18/2 = 9. Keep 6, change ÷ to ×, flip 2/3 to 3/2.</w:t>
+        <w:t xml:space="preserve">     2/3 ÷ 1/6 = 2/3 × 6/1 = 12/3 = 4 scoops.</w:t>
       </w:r>
     </w:p>
     <w:p>
@@ -1385,19 +1637,19 @@
           <w:i/>
           <w:iCs/>
         </w:rPr>
-        <w:t xml:space="preserve">     Watch for: A common mistake in Divide Fractions is flipping the wrong fraction: students flip the dividend (the first fraction) instead of the divisor (the second fraction). For example, solving 3/4 ÷ 5/8 by flipping 3/4 to 4/3 and keeping 5/8 gives 4/3 × 5/8 = 20/24 = 5/6 — but only the divisor gets flipped. Keep 3/4, change ÷ to ×, and flip only the divisor 5/8 to its reciprocal 8/5: 3/4 × 8/5 = 24/20 = 6/5. Before you submit, check that the fraction you kept (the dividend) is still facing the same way it started.</w:t>
-      </w:r>
-    </w:p>
-    <w:p>
-      <w:pPr>
-        <w:spacing w:after="40" w:before="0"/>
-      </w:pPr>
-      <w:r>
-        <w:rPr>
-          <w:b/>
-          <w:bCs/>
-        </w:rPr>
-        <w:t xml:space="preserve">6. (Lesson 2.2) Spot the Common Mistake</w:t>
+        <w:t xml:space="preserve">     Watch for: A common mistake in Divide Whole Numbers by Fractions is doing 'Keep, Change' but skipping the 'Flip' — students multiply by the divisor as it is instead of by its reciprocal. For example, for 6 ÷ 3/4, a student might write 6 × 3/4 = 4 1/2 and stop there, but the divisor 3/4 must be flipped to 4/3 first: 6 × 4/3 = 24/3 = 8. Before you submit, check: did I flip the second fraction (the divisor) upside down before multiplying?</w:t>
+      </w:r>
+    </w:p>
+    <w:p>
+      <w:pPr>
+        <w:spacing w:after="40" w:before="0"/>
+      </w:pPr>
+      <w:r>
+        <w:rPr>
+          <w:b/>
+          <w:bCs/>
+        </w:rPr>
+        <w:t xml:space="preserve">6. (Lesson 6.2) Spot the Common Mistake</w:t>
       </w:r>
     </w:p>
     <w:p>
@@ -1413,7 +1665,7 @@
         <w:spacing w:after="20" w:before="0"/>
       </w:pPr>
       <w:r>
-        <w:t xml:space="preserve">     Correct work: Keep the dividend 8 the same and flip only the divisor: 8 × 4/3 = 32/3 = 10 2/3. The mistake was flipping the whole number 8 into 1/8 instead of flipping the divisor 3/4 into 4/3.</w:t>
+        <w:t xml:space="preserve">     Correct work: The student changed ÷ to × but forgot to flip the divisor. Keep 2/3, change ÷ to ×, and flip the divisor 1/2 to its reciprocal 2/1: 2/3 × 2/1 = 4/3 = 1 1/3. The correct quotient is 4/3 (1 1/3), not 1/3.</w:t>
       </w:r>
     </w:p>
     <w:p>
@@ -1421,19 +1673,19 @@
         <w:spacing w:after="80" w:before="0"/>
       </w:pPr>
       <w:r>
-        <w:t xml:space="preserve">     Watch for: Only the divisor gets flipped. The Keep, Change, Flip step turned the dividend 8 into 1/8 and left 3/4 alone, which is backwards; the correct rewrite is 8 × 4/3 = 32/3 = 10 2/3. Since 3/4 is less than 1, more than 8 of those pieces fit into 8 wholes, so a tiny answer like 3/32 cannot be right.</w:t>
-      </w:r>
-    </w:p>
-    <w:p>
-      <w:pPr>
-        <w:spacing w:after="40" w:before="0"/>
-      </w:pPr>
-      <w:r>
-        <w:rPr>
-          <w:b/>
-          <w:bCs/>
-        </w:rPr>
-        <w:t xml:space="preserve">7. A. 4 scoops</w:t>
+        <w:t xml:space="preserve">     Watch for: The step that changed ÷ to × left the divisor as 1/2 instead of flipping it, so the problem turned into multiplication of the original fractions. Keep, Change, Flip turns the divisor into 2/1, giving 2/3 × 2/1 = 4/3 = 1 1/3. That size makes sense, because 1/2 is smaller than 2/3, so more than one copy fits.</w:t>
+      </w:r>
+    </w:p>
+    <w:p>
+      <w:pPr>
+        <w:spacing w:after="40" w:before="0"/>
+      </w:pPr>
+      <w:r>
+        <w:rPr>
+          <w:b/>
+          <w:bCs/>
+        </w:rPr>
+        <w:t xml:space="preserve">7. A. 9</w:t>
       </w:r>
     </w:p>
     <w:p>
@@ -1441,7 +1693,7 @@
         <w:spacing w:after="20" w:before="0"/>
       </w:pPr>
       <w:r>
-        <w:t xml:space="preserve">     2/3 ÷ 1/6 = 2/3 × 6/1 = 12/3 = 4 scoops.</w:t>
+        <w:t xml:space="preserve">     6 ÷ 2/3 = 6 × 3/2 = 18/2 = 9. Keep 6, change ÷ to ×, flip 2/3 to 3/2.</w:t>
       </w:r>
     </w:p>
     <w:p>
@@ -1453,19 +1705,19 @@
           <w:i/>
           <w:iCs/>
         </w:rPr>
-        <w:t xml:space="preserve">     Watch for: A common mistake in Divide Fractions is flipping the wrong fraction: students flip the dividend (the first fraction) instead of the divisor (the second fraction). For example, solving 3/4 ÷ 5/8 by flipping 3/4 to 4/3 and keeping 5/8 gives 4/3 × 5/8 = 20/24 = 5/6 — but only the divisor gets flipped. Keep 3/4, change ÷ to ×, and flip only the divisor 5/8 to its reciprocal 8/5: 3/4 × 8/5 = 24/20 = 6/5. Before you submit, check that the fraction you kept (the dividend) is still facing the same way it started.</w:t>
-      </w:r>
-    </w:p>
-    <w:p>
-      <w:pPr>
-        <w:spacing w:after="40" w:before="0"/>
-      </w:pPr>
-      <w:r>
-        <w:rPr>
-          <w:b/>
-          <w:bCs/>
-        </w:rPr>
-        <w:t xml:space="preserve">8. (Lesson 2.3) Spot the Common Mistake</w:t>
+        <w:t xml:space="preserve">     Watch for: A common mistake in Divide Whole Numbers by Fractions is doing 'Keep, Change' but skipping the 'Flip' — students multiply by the divisor as it is instead of by its reciprocal. For example, for 6 ÷ 3/4, a student might write 6 × 3/4 = 4 1/2 and stop there, but the divisor 3/4 must be flipped to 4/3 first: 6 × 4/3 = 24/3 = 8. Before you submit, check: did I flip the second fraction (the divisor) upside down before multiplying?</w:t>
+      </w:r>
+    </w:p>
+    <w:p>
+      <w:pPr>
+        <w:spacing w:after="40" w:before="0"/>
+      </w:pPr>
+      <w:r>
+        <w:rPr>
+          <w:b/>
+          <w:bCs/>
+        </w:rPr>
+        <w:t xml:space="preserve">8. (Lesson 6.9) Spot the Common Mistake</w:t>
       </w:r>
     </w:p>
     <w:p>
@@ -1481,7 +1733,7 @@
         <w:spacing w:after="20" w:before="0"/>
       </w:pPr>
       <w:r>
-        <w:t xml:space="preserve">     Correct work: The student changed ÷ to × but forgot to flip the divisor. Keep 2/3, change ÷ to ×, and flip the divisor 1/2 to its reciprocal 2/1: 2/3 × 2/1 = 4/3 = 1 1/3. The correct quotient is 4/3 (1 1/3), not 1/3.</w:t>
+        <w:t xml:space="preserve">     Correct work: Keep the dividend 8 the same and flip only the divisor: 8 × 4/3 = 32/3 = 10 2/3. The mistake was flipping the whole number 8 into 1/8 instead of flipping the divisor 3/4 into 4/3.</w:t>
       </w:r>
     </w:p>
     <w:p>
@@ -1489,7 +1741,7 @@
         <w:spacing w:after="80" w:before="0"/>
       </w:pPr>
       <w:r>
-        <w:t xml:space="preserve">     Watch for: The step that changed ÷ to × left the divisor as 1/2 instead of flipping it, so the problem turned into multiplication of the original fractions. Keep, Change, Flip turns the divisor into 2/1, giving 2/3 × 2/1 = 4/3 = 1 1/3. That size makes sense, because 1/2 is smaller than 2/3, so more than one copy fits.</w:t>
+        <w:t xml:space="preserve">     Watch for: Only the divisor gets flipped. The Keep, Change, Flip step turned the dividend 8 into 1/8 and left 3/4 alone, which is backwards; the correct rewrite is 8 × 4/3 = 32/3 = 10 2/3. Since 3/4 is less than 1, more than 8 of those pieces fit into 8 wholes, so a tiny answer like 3/32 cannot be right.</w:t>
       </w:r>
     </w:p>
     <w:p>
@@ -1521,19 +1773,19 @@
           <w:i/>
           <w:iCs/>
         </w:rPr>
-        <w:t xml:space="preserve">     Watch for: A common mistake in Divide Fractions is flipping the wrong fraction: students flip the dividend (the first fraction) instead of the divisor (the second fraction). For example, solving 3/4 ÷ 5/8 by flipping 3/4 to 4/3 and keeping 5/8 gives 4/3 × 5/8 = 20/24 = 5/6 — but only the divisor gets flipped. Keep 3/4, change ÷ to ×, and flip only the divisor 5/8 to its reciprocal 8/5: 3/4 × 8/5 = 24/20 = 6/5. Before you submit, check that the fraction you kept (the dividend) is still facing the same way it started.</w:t>
-      </w:r>
-    </w:p>
-    <w:p>
-      <w:pPr>
-        <w:spacing w:after="40" w:before="0"/>
-      </w:pPr>
-      <w:r>
-        <w:rPr>
-          <w:b/>
-          <w:bCs/>
-        </w:rPr>
-        <w:t xml:space="preserve">10. A. 8</w:t>
+        <w:t xml:space="preserve">     Watch for: A common mistake in Divide Whole Numbers by Fractions is doing 'Keep, Change' but skipping the 'Flip' — students multiply by the divisor as it is instead of by its reciprocal. For example, for 6 ÷ 3/4, a student might write 6 × 3/4 = 4 1/2 and stop there, but the divisor 3/4 must be flipped to 4/3 first: 6 × 4/3 = 24/3 = 8. Before you submit, check: did I flip the second fraction (the divisor) upside down before multiplying?</w:t>
+      </w:r>
+    </w:p>
+    <w:p>
+      <w:pPr>
+        <w:spacing w:after="40" w:before="0"/>
+      </w:pPr>
+      <w:r>
+        <w:rPr>
+          <w:b/>
+          <w:bCs/>
+        </w:rPr>
+        <w:t xml:space="preserve">10. A. 3/2</w:t>
       </w:r>
     </w:p>
     <w:p>
@@ -1541,7 +1793,7 @@
         <w:spacing w:after="20" w:before="0"/>
       </w:pPr>
       <w:r>
-        <w:t xml:space="preserve">     4 ÷ 1/2 = 4 × 2/1 = 8 batches. Each cup makes 2 half-cup batches.</w:t>
+        <w:t xml:space="preserve">     (3/4) ÷ (1/2) = (3/4) × (2/1) = 6/4 = 3/2.</w:t>
       </w:r>
     </w:p>
     <w:p>
@@ -1553,7 +1805,7 @@
           <w:i/>
           <w:iCs/>
         </w:rPr>
-        <w:t xml:space="preserve">     Watch for: A common mistake in Divide Fractions is flipping the wrong fraction: students flip the dividend (the first fraction) instead of the divisor (the second fraction). For example, solving 3/4 ÷ 5/8 by flipping 3/4 to 4/3 and keeping 5/8 gives 4/3 × 5/8 = 20/24 = 5/6 — but only the divisor gets flipped. Keep 3/4, change ÷ to ×, and flip only the divisor 5/8 to its reciprocal 8/5: 3/4 × 8/5 = 24/20 = 6/5. Before you submit, check that the fraction you kept (the dividend) is still facing the same way it started.</w:t>
+        <w:t xml:space="preserve">     Watch for: A common mistake in Divide Whole Numbers by Fractions is doing 'Keep, Change' but skipping the 'Flip' — students multiply by the divisor as it is instead of by its reciprocal. For example, for 6 ÷ 3/4, a student might write 6 × 3/4 = 4 1/2 and stop there, but the divisor 3/4 must be flipped to 4/3 first: 6 × 4/3 = 24/3 = 8. Before you submit, check: did I flip the second fraction (the divisor) upside down before multiplying?</w:t>
       </w:r>
     </w:p>
     <w:sectPr>
